--- a/docs/nickhocbaicuathao-lab/day9/USER STORIES.docx
+++ b/docs/nickhocbaicuathao-lab/day9/USER STORIES.docx
@@ -46,55 +46,51 @@
     <w:p>
       <w:pPr>
         <w:jc w:val="both"/>
-        <w:rPr>
-          <w:b/>
-          <w:bCs/>
-        </w:rPr>
-      </w:pPr>
-    </w:p>
-    <w:p>
-      <w:pPr>
-        <w:jc w:val="both"/>
-        <w:rPr>
-          <w:b/>
-          <w:bCs/>
-        </w:rPr>
-      </w:pPr>
-      <w:r>
-        <w:rPr>
-          <w:b/>
-          <w:bCs/>
-        </w:rPr>
-        <w:t>Screen/Feature ID: M7-US-01</w:t>
-      </w:r>
-    </w:p>
-    <w:p>
-      <w:pPr>
-        <w:jc w:val="both"/>
-      </w:pPr>
-    </w:p>
-    <w:p>
-      <w:pPr>
-        <w:jc w:val="both"/>
-      </w:pPr>
-      <w:r>
-        <w:t>1.  User story: "As a clinical staff member (CNA/Nurse), I want to report a</w:t>
-      </w:r>
-    </w:p>
-    <w:p>
-      <w:pPr>
-        <w:jc w:val="both"/>
-      </w:pPr>
-      <w:r>
-        <w:t xml:space="preserve">    resident incident digitally, so that the clinical team is immediately</w:t>
-      </w:r>
-    </w:p>
-    <w:p>
-      <w:pPr>
-        <w:jc w:val="both"/>
-      </w:pPr>
-      <w:r>
-        <w:t xml:space="preserve">    notified and standard compliance workflows are triggered." Acceptance</w:t>
+      </w:pPr>
+    </w:p>
+    <w:p>
+      <w:pPr>
+        <w:jc w:val="both"/>
+        <w:rPr>
+          <w:b/>
+          <w:bCs/>
+        </w:rPr>
+      </w:pPr>
+      <w:r>
+        <w:rPr>
+          <w:b/>
+          <w:bCs/>
+        </w:rPr>
+        <w:t>Screen/Feature ID: M2-US-09</w:t>
+      </w:r>
+    </w:p>
+    <w:p>
+      <w:pPr>
+        <w:jc w:val="both"/>
+      </w:pPr>
+    </w:p>
+    <w:p>
+      <w:pPr>
+        <w:jc w:val="both"/>
+      </w:pPr>
+      <w:r>
+        <w:t>1.  User story: "As an accountant or billing staff member, I want to access a</w:t>
+      </w:r>
+    </w:p>
+    <w:p>
+      <w:pPr>
+        <w:jc w:val="both"/>
+      </w:pPr>
+      <w:r>
+        <w:t xml:space="preserve">    unified cost and billing panel, so that I can manage invoice splits, review</w:t>
+      </w:r>
+    </w:p>
+    <w:p>
+      <w:pPr>
+        <w:jc w:val="both"/>
+      </w:pPr>
+      <w:r>
+        <w:t xml:space="preserve">    insurance claims, and map Level of Care (LOC) tiers to pricing." Acceptance</w:t>
       </w:r>
     </w:p>
     <w:p>
@@ -110,161 +106,161 @@
         <w:jc w:val="both"/>
       </w:pPr>
       <w:r>
-        <w:t xml:space="preserve">      - The reporting form has mandatory fields including: Resident Name (with</w:t>
-      </w:r>
-    </w:p>
-    <w:p>
-      <w:pPr>
-        <w:jc w:val="both"/>
-      </w:pPr>
-      <w:r>
-        <w:t xml:space="preserve">        search autocomplete), Incident Type (e.g., Fall, Medication Error,</w:t>
-      </w:r>
-    </w:p>
-    <w:p>
-      <w:pPr>
-        <w:jc w:val="both"/>
-      </w:pPr>
-      <w:r>
-        <w:t xml:space="preserve">        Pressure Ulcer), Date and Time of Occurrence, Severity Level, and</w:t>
-      </w:r>
-    </w:p>
-    <w:p>
-      <w:pPr>
-        <w:jc w:val="both"/>
-      </w:pPr>
-      <w:r>
-        <w:t xml:space="preserve">        Description [2].</w:t>
-      </w:r>
-    </w:p>
-    <w:p>
-      <w:pPr>
-        <w:jc w:val="both"/>
-      </w:pPr>
-      <w:r>
-        <w:t xml:space="preserve">      - The screen displays clear validation error messages if any mandatory</w:t>
-      </w:r>
-    </w:p>
-    <w:p>
-      <w:pPr>
-        <w:jc w:val="both"/>
-      </w:pPr>
-      <w:r>
-        <w:t xml:space="preserve">        fields are left blank when clicking the "Submit" button.</w:t>
-      </w:r>
-    </w:p>
-    <w:p>
-      <w:pPr>
-        <w:jc w:val="both"/>
-      </w:pPr>
-      <w:r>
-        <w:t xml:space="preserve">      - Upon successful submission, the system logs the incident with an</w:t>
-      </w:r>
-    </w:p>
-    <w:p>
-      <w:pPr>
-        <w:jc w:val="both"/>
-      </w:pPr>
-      <w:r>
-        <w:t xml:space="preserve">        immutable timestamp and automatically initiates a background check on</w:t>
-      </w:r>
-    </w:p>
-    <w:p>
-      <w:pPr>
-        <w:jc w:val="both"/>
-      </w:pPr>
-      <w:r>
-        <w:t xml:space="preserve">        the incident severity level [2].</w:t>
-      </w:r>
-    </w:p>
-    <w:p>
-      <w:pPr>
-        <w:jc w:val="both"/>
-      </w:pPr>
-    </w:p>
-    <w:p>
-      <w:pPr>
-        <w:jc w:val="both"/>
-        <w:rPr>
-          <w:b/>
-          <w:bCs/>
-        </w:rPr>
-      </w:pPr>
-      <w:r>
-        <w:rPr>
-          <w:b/>
-          <w:bCs/>
-        </w:rPr>
-        <w:t>Screen/Feature ID: M7-US-02</w:t>
-      </w:r>
-    </w:p>
-    <w:p>
-      <w:pPr>
-        <w:jc w:val="both"/>
-      </w:pPr>
-    </w:p>
-    <w:p>
-      <w:pPr>
-        <w:jc w:val="both"/>
-      </w:pPr>
-      <w:r>
-        <w:t>1.  User story: "As a clinical staff member, I want to see a clear chart lock</w:t>
-      </w:r>
-    </w:p>
-    <w:p>
-      <w:pPr>
-        <w:jc w:val="both"/>
-      </w:pPr>
-      <w:r>
-        <w:t xml:space="preserve">    confirmation after submitting a critical incident, so that I know the</w:t>
-      </w:r>
-    </w:p>
-    <w:p>
-      <w:pPr>
-        <w:jc w:val="both"/>
-      </w:pPr>
-      <w:r>
-        <w:t xml:space="preserve">    resident's EHR is locked for data integrity and surveyor review." Acceptance</w:t>
-      </w:r>
-    </w:p>
-    <w:p>
-      <w:pPr>
-        <w:jc w:val="both"/>
-      </w:pPr>
-      <w:r>
-        <w:t xml:space="preserve">    criteria:</w:t>
-      </w:r>
-    </w:p>
-    <w:p>
-      <w:pPr>
-        <w:jc w:val="both"/>
-      </w:pPr>
-      <w:r>
-        <w:t xml:space="preserve">      - A prominent warning banner is displayed immediately after a</w:t>
-      </w:r>
-    </w:p>
-    <w:p>
-      <w:pPr>
-        <w:jc w:val="both"/>
-      </w:pPr>
-      <w:r>
-        <w:t xml:space="preserve">        high-severity incident is submitted, indicating that the resident's</w:t>
-      </w:r>
-    </w:p>
-    <w:p>
-      <w:pPr>
-        <w:jc w:val="both"/>
-      </w:pPr>
-      <w:r>
-        <w:t xml:space="preserve">        medical chart has been successfully locked [2].</w:t>
-      </w:r>
-    </w:p>
-    <w:p>
-      <w:pPr>
-        <w:jc w:val="both"/>
-      </w:pPr>
-      <w:r>
-        <w:t xml:space="preserve">      - The confirmation screen displays the exact system timestamp of when the</w:t>
+        <w:t xml:space="preserve">      - The panel displays a clear visual billing breakdown, illustrating the</w:t>
+      </w:r>
+    </w:p>
+    <w:p>
+      <w:pPr>
+        <w:jc w:val="both"/>
+      </w:pPr>
+      <w:r>
+        <w:t xml:space="preserve">        automated division between payer sources (Medicare covered portion,</w:t>
+      </w:r>
+    </w:p>
+    <w:p>
+      <w:pPr>
+        <w:jc w:val="both"/>
+      </w:pPr>
+      <w:r>
+        <w:t xml:space="preserve">        Medicaid covered portion, and Private Pay family balance) [2].</w:t>
+      </w:r>
+    </w:p>
+    <w:p>
+      <w:pPr>
+        <w:jc w:val="both"/>
+      </w:pPr>
+      <w:r>
+        <w:t xml:space="preserve">      - Displays historical and active Level of Care (LOC) assignments derived</w:t>
+      </w:r>
+    </w:p>
+    <w:p>
+      <w:pPr>
+        <w:jc w:val="both"/>
+      </w:pPr>
+      <w:r>
+        <w:t xml:space="preserve">        directly from intake and quarterly assessments (M1-US-08) [2].</w:t>
+      </w:r>
+    </w:p>
+    <w:p>
+      <w:pPr>
+        <w:jc w:val="both"/>
+      </w:pPr>
+      <w:r>
+        <w:t xml:space="preserve">      - Features interactive tables with inline editing for private pay service</w:t>
+      </w:r>
+    </w:p>
+    <w:p>
+      <w:pPr>
+        <w:jc w:val="both"/>
+      </w:pPr>
+      <w:r>
+        <w:t xml:space="preserve">        rates, validating that changes apply dynamically only to future</w:t>
+      </w:r>
+    </w:p>
+    <w:p>
+      <w:pPr>
+        <w:jc w:val="both"/>
+      </w:pPr>
+      <w:r>
+        <w:t xml:space="preserve">        invoicing cycles [1, 2].</w:t>
+      </w:r>
+    </w:p>
+    <w:p>
+      <w:pPr>
+        <w:jc w:val="both"/>
+      </w:pPr>
+    </w:p>
+    <w:p>
+      <w:pPr>
+        <w:jc w:val="both"/>
+        <w:rPr>
+          <w:b/>
+          <w:bCs/>
+        </w:rPr>
+      </w:pPr>
+      <w:r>
+        <w:rPr>
+          <w:b/>
+          <w:bCs/>
+        </w:rPr>
+        <w:t>Screen/Feature ID: M2-US-10</w:t>
+      </w:r>
+    </w:p>
+    <w:p>
+      <w:pPr>
+        <w:jc w:val="both"/>
+      </w:pPr>
+    </w:p>
+    <w:p>
+      <w:pPr>
+        <w:jc w:val="both"/>
+      </w:pPr>
+      <w:r>
+        <w:t>1.  User story: "As a member of the Interdisciplinary Team (IDT), I want to</w:t>
+      </w:r>
+    </w:p>
+    <w:p>
+      <w:pPr>
+        <w:jc w:val="both"/>
+      </w:pPr>
+      <w:r>
+        <w:t xml:space="preserve">    review and electronically acknowledge the resident's intake assessment and</w:t>
+      </w:r>
+    </w:p>
+    <w:p>
+      <w:pPr>
+        <w:jc w:val="both"/>
+      </w:pPr>
+      <w:r>
+        <w:t xml:space="preserve">    care plan, so that we establish clinical alignment and validate the care</w:t>
+      </w:r>
+    </w:p>
+    <w:p>
+      <w:pPr>
+        <w:jc w:val="both"/>
+      </w:pPr>
+      <w:r>
+        <w:t xml:space="preserve">    protocol." Acceptance criteria:</w:t>
+      </w:r>
+    </w:p>
+    <w:p>
+      <w:pPr>
+        <w:jc w:val="both"/>
+      </w:pPr>
+      <w:r>
+        <w:t xml:space="preserve">      - The screen displays a read-only consolidated clinical overview including</w:t>
+      </w:r>
+    </w:p>
+    <w:p>
+      <w:pPr>
+        <w:jc w:val="both"/>
+      </w:pPr>
+      <w:r>
+        <w:t xml:space="preserve">        the calculated Level of Care (LOC), active care goals, dietary</w:t>
+      </w:r>
+    </w:p>
+    <w:p>
+      <w:pPr>
+        <w:jc w:val="both"/>
+      </w:pPr>
+      <w:r>
+        <w:t xml:space="preserve">        restrictions, and physical therapy plans [2].</w:t>
+      </w:r>
+    </w:p>
+    <w:p>
+      <w:pPr>
+        <w:jc w:val="both"/>
+      </w:pPr>
+      <w:r>
+        <w:t xml:space="preserve">      - Displays a checklist of the required IDT members (DON, Dietitian,</w:t>
+      </w:r>
+    </w:p>
+    <w:p>
+      <w:pPr>
+        <w:jc w:val="both"/>
+      </w:pPr>
+      <w:r>
+        <w:t xml:space="preserve">        Physical Therapist, etc.) showing their individual sign-off status</w:t>
       </w:r>
     </w:p>
     <w:p>
@@ -273,738 +269,6 @@
       </w:pPr>
       <w:r>
         <w:lastRenderedPageBreak/>
-        <w:t xml:space="preserve">        chart lock was activated and references the related Incident ID [2].</w:t>
-      </w:r>
-    </w:p>
-    <w:p>
-      <w:pPr>
-        <w:jc w:val="both"/>
-      </w:pPr>
-      <w:r>
-        <w:t xml:space="preserve">      - The screen indicates that all edit, add, and delete permissions for this</w:t>
-      </w:r>
-    </w:p>
-    <w:p>
-      <w:pPr>
-        <w:jc w:val="both"/>
-      </w:pPr>
-      <w:r>
-        <w:t xml:space="preserve">        resident's profile (including daily care logs and SOAP progress notes)</w:t>
-      </w:r>
-    </w:p>
-    <w:p>
-      <w:pPr>
-        <w:jc w:val="both"/>
-      </w:pPr>
-      <w:r>
-        <w:t xml:space="preserve">        are now frozen [2].</w:t>
-      </w:r>
-    </w:p>
-    <w:p>
-      <w:pPr>
-        <w:jc w:val="both"/>
-        <w:rPr>
-          <w:b/>
-          <w:bCs/>
-        </w:rPr>
-      </w:pPr>
-    </w:p>
-    <w:p>
-      <w:pPr>
-        <w:jc w:val="both"/>
-        <w:rPr>
-          <w:b/>
-          <w:bCs/>
-        </w:rPr>
-      </w:pPr>
-      <w:r>
-        <w:rPr>
-          <w:b/>
-          <w:bCs/>
-        </w:rPr>
-        <w:t>Screen/Feature ID: M7-US-03</w:t>
-      </w:r>
-    </w:p>
-    <w:p>
-      <w:pPr>
-        <w:jc w:val="both"/>
-      </w:pPr>
-    </w:p>
-    <w:p>
-      <w:pPr>
-        <w:jc w:val="both"/>
-      </w:pPr>
-      <w:r>
-        <w:t>1.  User story: "As a Director of Nursing (DON) or Administrator, I want to view</w:t>
-      </w:r>
-    </w:p>
-    <w:p>
-      <w:pPr>
-        <w:jc w:val="both"/>
-      </w:pPr>
-      <w:r>
-        <w:t xml:space="preserve">    the comprehensive details of a logged incident, so that I can perform a root</w:t>
-      </w:r>
-    </w:p>
-    <w:p>
-      <w:pPr>
-        <w:jc w:val="both"/>
-      </w:pPr>
-      <w:r>
-        <w:t xml:space="preserve">    cause analysis and investigate the occurrence." Acceptance criteria:</w:t>
-      </w:r>
-    </w:p>
-    <w:p>
-      <w:pPr>
-        <w:jc w:val="both"/>
-      </w:pPr>
-      <w:r>
-        <w:t xml:space="preserve">      - The details screen displays read-only fields of the incident: resident</w:t>
-      </w:r>
-    </w:p>
-    <w:p>
-      <w:pPr>
-        <w:jc w:val="both"/>
-      </w:pPr>
-      <w:r>
-        <w:t xml:space="preserve">        profile, type, severity badge (color-coded), exact timestamp, reporter</w:t>
-      </w:r>
-    </w:p>
-    <w:p>
-      <w:pPr>
-        <w:jc w:val="both"/>
-      </w:pPr>
-      <w:r>
-        <w:t xml:space="preserve">        name, and descriptive notes [2].</w:t>
-      </w:r>
-    </w:p>
-    <w:p>
-      <w:pPr>
-        <w:jc w:val="both"/>
-      </w:pPr>
-      <w:r>
-        <w:t xml:space="preserve">      - Includes a structured input section for "Root Cause Analysis (RCA)" and</w:t>
-      </w:r>
-    </w:p>
-    <w:p>
-      <w:pPr>
-        <w:jc w:val="both"/>
-      </w:pPr>
-      <w:r>
-        <w:t xml:space="preserve">        "Corrective Action Plan" that is editable only by authorized roles (DON,</w:t>
-      </w:r>
-    </w:p>
-    <w:p>
-      <w:pPr>
-        <w:jc w:val="both"/>
-      </w:pPr>
-      <w:r>
-        <w:t xml:space="preserve">        NHA) [2].</w:t>
-      </w:r>
-    </w:p>
-    <w:p>
-      <w:pPr>
-        <w:jc w:val="both"/>
-      </w:pPr>
-      <w:r>
-        <w:t xml:space="preserve">      - Displays the active SLA countdown timer remaining for external reporting</w:t>
-      </w:r>
-    </w:p>
-    <w:p>
-      <w:pPr>
-        <w:jc w:val="both"/>
-      </w:pPr>
-      <w:r>
-        <w:t xml:space="preserve">        and the current lock status of the resident's chart [2].</w:t>
-      </w:r>
-    </w:p>
-    <w:p>
-      <w:pPr>
-        <w:jc w:val="both"/>
-        <w:rPr>
-          <w:b/>
-          <w:bCs/>
-        </w:rPr>
-      </w:pPr>
-    </w:p>
-    <w:p>
-      <w:pPr>
-        <w:jc w:val="both"/>
-        <w:rPr>
-          <w:b/>
-          <w:bCs/>
-        </w:rPr>
-      </w:pPr>
-      <w:r>
-        <w:rPr>
-          <w:b/>
-          <w:bCs/>
-        </w:rPr>
-        <w:t>Screen/Feature ID: M7-US-04</w:t>
-      </w:r>
-    </w:p>
-    <w:p>
-      <w:pPr>
-        <w:jc w:val="both"/>
-      </w:pPr>
-    </w:p>
-    <w:p>
-      <w:pPr>
-        <w:jc w:val="both"/>
-      </w:pPr>
-      <w:r>
-        <w:t>1.  User story: "As a Director of Nursing (DON), I want to view a centralized</w:t>
-      </w:r>
-    </w:p>
-    <w:p>
-      <w:pPr>
-        <w:jc w:val="both"/>
-      </w:pPr>
-      <w:r>
-        <w:t xml:space="preserve">    list of all active and past incidents, so that I can monitor compliance</w:t>
-      </w:r>
-    </w:p>
-    <w:p>
-      <w:pPr>
-        <w:jc w:val="both"/>
-      </w:pPr>
-      <w:r>
-        <w:t xml:space="preserve">    deadlines and prioritize review tasks." Acceptance criteria:</w:t>
-      </w:r>
-    </w:p>
-    <w:p>
-      <w:pPr>
-        <w:jc w:val="both"/>
-      </w:pPr>
-      <w:r>
-        <w:t xml:space="preserve">      - The data table displays key columns: Incident ID, Resident Name, Type,</w:t>
-      </w:r>
-    </w:p>
-    <w:p>
-      <w:pPr>
-        <w:jc w:val="both"/>
-      </w:pPr>
-      <w:r>
-        <w:t xml:space="preserve">        Severity, Date/Time Reported, Remaining SLA Countdown (NFR-06), and</w:t>
-      </w:r>
-    </w:p>
-    <w:p>
-      <w:pPr>
-        <w:jc w:val="both"/>
-      </w:pPr>
-      <w:r>
-        <w:t xml:space="preserve">        Status (Open, Under Investigation, Resolved) [2].</w:t>
-      </w:r>
-    </w:p>
-    <w:p>
-      <w:pPr>
-        <w:jc w:val="both"/>
-      </w:pPr>
-      <w:r>
-        <w:t xml:space="preserve">      - Supports advanced filtering options by Severity Level, Status, and Date</w:t>
-      </w:r>
-    </w:p>
-    <w:p>
-      <w:pPr>
-        <w:jc w:val="both"/>
-      </w:pPr>
-      <w:r>
-        <w:t xml:space="preserve">        Range, as well as a search bar for Resident Name [2].</w:t>
-      </w:r>
-    </w:p>
-    <w:p>
-      <w:pPr>
-        <w:jc w:val="both"/>
-      </w:pPr>
-      <w:r>
-        <w:t xml:space="preserve">      - Generates real-time visual alerts (such as flashing color-coded</w:t>
-      </w:r>
-    </w:p>
-    <w:p>
-      <w:pPr>
-        <w:jc w:val="both"/>
-      </w:pPr>
-      <w:r>
-        <w:t xml:space="preserve">        countdown indicators) for critical or high-severity incidents that are</w:t>
-      </w:r>
-    </w:p>
-    <w:p>
-      <w:pPr>
-        <w:jc w:val="both"/>
-      </w:pPr>
-      <w:r>
-        <w:t xml:space="preserve">        approaching their regulatory reporting deadlines [2].</w:t>
-      </w:r>
-    </w:p>
-    <w:p>
-      <w:pPr>
-        <w:jc w:val="both"/>
-      </w:pPr>
-    </w:p>
-    <w:p>
-      <w:pPr>
-        <w:jc w:val="both"/>
-        <w:rPr>
-          <w:b/>
-          <w:bCs/>
-        </w:rPr>
-      </w:pPr>
-      <w:r>
-        <w:rPr>
-          <w:b/>
-          <w:bCs/>
-        </w:rPr>
-        <w:t>Screen/Feature ID: M7-US-06</w:t>
-      </w:r>
-    </w:p>
-    <w:p>
-      <w:pPr>
-        <w:jc w:val="both"/>
-      </w:pPr>
-    </w:p>
-    <w:p>
-      <w:pPr>
-        <w:jc w:val="both"/>
-      </w:pPr>
-      <w:r>
-        <w:t>1.  User story: "As a Director of Nursing (DON) or Administrator, I want to</w:t>
-      </w:r>
-    </w:p>
-    <w:p>
-      <w:pPr>
-        <w:jc w:val="both"/>
-      </w:pPr>
-      <w:r>
-        <w:t xml:space="preserve">    submit the finalized incident report to external regulatory authorities, so</w:t>
-      </w:r>
-    </w:p>
-    <w:p>
-      <w:pPr>
-        <w:jc w:val="both"/>
-      </w:pPr>
-      <w:r>
-        <w:t xml:space="preserve">    that the facility complies with state reporting mandates." Acceptance</w:t>
-      </w:r>
-    </w:p>
-    <w:p>
-      <w:pPr>
-        <w:jc w:val="both"/>
-      </w:pPr>
-      <w:r>
-        <w:t xml:space="preserve">    criteria:</w:t>
-      </w:r>
-    </w:p>
-    <w:p>
-      <w:pPr>
-        <w:jc w:val="both"/>
-      </w:pPr>
-      <w:r>
-        <w:t xml:space="preserve">      - The interface displays a consolidated, read-only preview of the entire</w:t>
-      </w:r>
-    </w:p>
-    <w:p>
-      <w:pPr>
-        <w:jc w:val="both"/>
-      </w:pPr>
-      <w:r>
-        <w:t xml:space="preserve">        incident file (initial log, clinical evaluations, and corrective</w:t>
-      </w:r>
-    </w:p>
-    <w:p>
-      <w:pPr>
-        <w:jc w:val="both"/>
-      </w:pPr>
-      <w:r>
-        <w:t xml:space="preserve">        actions) before submission [2].</w:t>
-      </w:r>
-    </w:p>
-    <w:p>
-      <w:pPr>
-        <w:jc w:val="both"/>
-      </w:pPr>
-      <w:r>
-        <w:t xml:space="preserve">      - Features a secure electronic signature (e-sign) validation prompt,</w:t>
-      </w:r>
-    </w:p>
-    <w:p>
-      <w:pPr>
-        <w:jc w:val="both"/>
-      </w:pPr>
-      <w:r>
-        <w:t xml:space="preserve">        requiring the DON or Administrator to enter their unique PIN or</w:t>
-      </w:r>
-    </w:p>
-    <w:p>
-      <w:pPr>
-        <w:jc w:val="both"/>
-      </w:pPr>
-      <w:r>
-        <w:t xml:space="preserve">        credentials to authorize the submission [2].</w:t>
-      </w:r>
-    </w:p>
-    <w:p>
-      <w:pPr>
-        <w:jc w:val="both"/>
-      </w:pPr>
-      <w:r>
-        <w:t xml:space="preserve">      - Upon successful submission, the SLA countdown timer is stopped, the</w:t>
-      </w:r>
-    </w:p>
-    <w:p>
-      <w:pPr>
-        <w:jc w:val="both"/>
-      </w:pPr>
-      <w:r>
-        <w:t xml:space="preserve">        incident status transitions to "Submitted/Resolved", and a copy of the</w:t>
-      </w:r>
-    </w:p>
-    <w:p>
-      <w:pPr>
-        <w:jc w:val="both"/>
-      </w:pPr>
-      <w:r>
-        <w:t xml:space="preserve">        official transmission receipt is stored [2].</w:t>
-      </w:r>
-    </w:p>
-    <w:p>
-      <w:pPr>
-        <w:jc w:val="both"/>
-      </w:pPr>
-    </w:p>
-    <w:p>
-      <w:pPr>
-        <w:jc w:val="both"/>
-        <w:rPr>
-          <w:b/>
-          <w:bCs/>
-        </w:rPr>
-      </w:pPr>
-      <w:r>
-        <w:rPr>
-          <w:b/>
-          <w:bCs/>
-        </w:rPr>
-        <w:t>Screen/Feature ID: M7-US-07</w:t>
-      </w:r>
-    </w:p>
-    <w:p>
-      <w:pPr>
-        <w:jc w:val="both"/>
-      </w:pPr>
-    </w:p>
-    <w:p>
-      <w:pPr>
-        <w:jc w:val="both"/>
-      </w:pPr>
-      <w:r>
-        <w:t>1.  User story: "As a Director of Nursing (DON), I want to unlock a resident's</w:t>
-      </w:r>
-    </w:p>
-    <w:p>
-      <w:pPr>
-        <w:jc w:val="both"/>
-      </w:pPr>
-      <w:r>
-        <w:t xml:space="preserve">    chart after the incident investigation is resolved, so that the clinical</w:t>
-      </w:r>
-    </w:p>
-    <w:p>
-      <w:pPr>
-        <w:jc w:val="both"/>
-      </w:pPr>
-      <w:r>
-        <w:t xml:space="preserve">    team can resume daily progress notes and routine updates." Acceptance</w:t>
-      </w:r>
-    </w:p>
-    <w:p>
-      <w:pPr>
-        <w:jc w:val="both"/>
-      </w:pPr>
-      <w:r>
-        <w:t xml:space="preserve">    criteria:</w:t>
-      </w:r>
-    </w:p>
-    <w:p>
-      <w:pPr>
-        <w:jc w:val="both"/>
-      </w:pPr>
-      <w:r>
-        <w:t xml:space="preserve">      - The "Unlock Chart" action is strictly restricted and visible only to</w:t>
-      </w:r>
-    </w:p>
-    <w:p>
-      <w:pPr>
-        <w:jc w:val="both"/>
-      </w:pPr>
-      <w:r>
-        <w:t xml:space="preserve">        users with DON or Administrator privileges.</w:t>
-      </w:r>
-    </w:p>
-    <w:p>
-      <w:pPr>
-        <w:jc w:val="both"/>
-      </w:pPr>
-      <w:r>
-        <w:t xml:space="preserve">      - The system presents a mandatory text field where the user must document</w:t>
-      </w:r>
-    </w:p>
-    <w:p>
-      <w:pPr>
-        <w:jc w:val="both"/>
-      </w:pPr>
-      <w:r>
-        <w:t xml:space="preserve">        the "Reason for Unlock" before the transaction can be processed.</w:t>
-      </w:r>
-    </w:p>
-    <w:p>
-      <w:pPr>
-        <w:jc w:val="both"/>
-      </w:pPr>
-      <w:r>
-        <w:t xml:space="preserve">      - Upon confirming the unlock action, the system removes the edit</w:t>
-      </w:r>
-    </w:p>
-    <w:p>
-      <w:pPr>
-        <w:jc w:val="both"/>
-      </w:pPr>
-      <w:r>
-        <w:t xml:space="preserve">        restrictions on the resident's EHR chart, clears the "CHART LOCKED"</w:t>
-      </w:r>
-    </w:p>
-    <w:p>
-      <w:pPr>
-        <w:jc w:val="both"/>
-      </w:pPr>
-      <w:r>
-        <w:t xml:space="preserve">        banner, and generates an audit log entry of the unlock event.</w:t>
-      </w:r>
-    </w:p>
-    <w:p>
-      <w:pPr>
-        <w:jc w:val="both"/>
-      </w:pPr>
-    </w:p>
-    <w:p>
-      <w:pPr>
-        <w:jc w:val="both"/>
-        <w:rPr>
-          <w:b/>
-          <w:bCs/>
-        </w:rPr>
-      </w:pPr>
-      <w:r>
-        <w:rPr>
-          <w:b/>
-          <w:bCs/>
-        </w:rPr>
-        <w:t>Screen/Feature ID: M2-US-09</w:t>
-      </w:r>
-    </w:p>
-    <w:p>
-      <w:pPr>
-        <w:jc w:val="both"/>
-      </w:pPr>
-    </w:p>
-    <w:p>
-      <w:pPr>
-        <w:jc w:val="both"/>
-      </w:pPr>
-      <w:r>
-        <w:t>1.  User story: "As an accountant or billing staff member, I want to access a</w:t>
-      </w:r>
-    </w:p>
-    <w:p>
-      <w:pPr>
-        <w:jc w:val="both"/>
-      </w:pPr>
-      <w:r>
-        <w:t xml:space="preserve">    unified cost and billing panel, so that I can manage invoice splits, review</w:t>
-      </w:r>
-    </w:p>
-    <w:p>
-      <w:pPr>
-        <w:jc w:val="both"/>
-      </w:pPr>
-      <w:r>
-        <w:t xml:space="preserve">    insurance claims, and map Level of Care (LOC) tiers to pricing." Acceptance</w:t>
-      </w:r>
-    </w:p>
-    <w:p>
-      <w:pPr>
-        <w:jc w:val="both"/>
-      </w:pPr>
-      <w:r>
-        <w:t xml:space="preserve">    criteria:</w:t>
-      </w:r>
-    </w:p>
-    <w:p>
-      <w:pPr>
-        <w:jc w:val="both"/>
-      </w:pPr>
-      <w:r>
-        <w:t xml:space="preserve">      - The panel displays a clear visual billing breakdown, illustrating the</w:t>
-      </w:r>
-    </w:p>
-    <w:p>
-      <w:pPr>
-        <w:jc w:val="both"/>
-      </w:pPr>
-      <w:r>
-        <w:t xml:space="preserve">        automated division between payer sources (Medicare covered portion,</w:t>
-      </w:r>
-    </w:p>
-    <w:p>
-      <w:pPr>
-        <w:jc w:val="both"/>
-      </w:pPr>
-      <w:r>
-        <w:t xml:space="preserve">        Medicaid covered portion, and Private Pay family balance) [2].</w:t>
-      </w:r>
-    </w:p>
-    <w:p>
-      <w:pPr>
-        <w:jc w:val="both"/>
-      </w:pPr>
-      <w:r>
-        <w:t xml:space="preserve">      - Displays historical and active Level of Care (LOC) assignments derived</w:t>
-      </w:r>
-    </w:p>
-    <w:p>
-      <w:pPr>
-        <w:jc w:val="both"/>
-      </w:pPr>
-      <w:r>
-        <w:t xml:space="preserve">        directly from intake and quarterly assessments (M1-US-08) [2].</w:t>
-      </w:r>
-    </w:p>
-    <w:p>
-      <w:pPr>
-        <w:jc w:val="both"/>
-      </w:pPr>
-      <w:r>
-        <w:t xml:space="preserve">      - Features interactive tables with inline editing for private pay service</w:t>
-      </w:r>
-    </w:p>
-    <w:p>
-      <w:pPr>
-        <w:jc w:val="both"/>
-      </w:pPr>
-      <w:r>
-        <w:t xml:space="preserve">        rates, validating that changes apply dynamically only to future</w:t>
-      </w:r>
-    </w:p>
-    <w:p>
-      <w:pPr>
-        <w:jc w:val="both"/>
-      </w:pPr>
-      <w:r>
-        <w:t xml:space="preserve">        invoicing cycles [1, 2].</w:t>
-      </w:r>
-    </w:p>
-    <w:p>
-      <w:pPr>
-        <w:jc w:val="both"/>
-      </w:pPr>
-    </w:p>
-    <w:p>
-      <w:pPr>
-        <w:jc w:val="both"/>
-        <w:rPr>
-          <w:b/>
-          <w:bCs/>
-        </w:rPr>
-      </w:pPr>
-      <w:r>
-        <w:rPr>
-          <w:b/>
-          <w:bCs/>
-        </w:rPr>
-        <w:t>Screen/Feature ID: M2-US-10</w:t>
-      </w:r>
-    </w:p>
-    <w:p>
-      <w:pPr>
-        <w:jc w:val="both"/>
-      </w:pPr>
-    </w:p>
-    <w:p>
-      <w:pPr>
-        <w:jc w:val="both"/>
-      </w:pPr>
-      <w:r>
-        <w:t>1.  User story: "As a member of the Interdisciplinary Team (IDT), I want to</w:t>
-      </w:r>
-    </w:p>
-    <w:p>
-      <w:pPr>
-        <w:jc w:val="both"/>
-      </w:pPr>
-      <w:r>
-        <w:t xml:space="preserve">    review and electronically acknowledge the resident's intake assessment and</w:t>
-      </w:r>
-    </w:p>
-    <w:p>
-      <w:pPr>
-        <w:jc w:val="both"/>
-      </w:pPr>
-      <w:r>
-        <w:t xml:space="preserve">    care plan, so that we establish clinical alignment and validate the care</w:t>
-      </w:r>
-    </w:p>
-    <w:p>
-      <w:pPr>
-        <w:jc w:val="both"/>
-      </w:pPr>
-      <w:r>
-        <w:t xml:space="preserve">    protocol." Acceptance criteria:</w:t>
-      </w:r>
-    </w:p>
-    <w:p>
-      <w:pPr>
-        <w:jc w:val="both"/>
-      </w:pPr>
-      <w:r>
-        <w:t xml:space="preserve">      - The screen displays a read-only consolidated clinical overview including</w:t>
-      </w:r>
-    </w:p>
-    <w:p>
-      <w:pPr>
-        <w:jc w:val="both"/>
-      </w:pPr>
-      <w:r>
-        <w:t xml:space="preserve">        the calculated Level of Care (LOC), active care goals, dietary</w:t>
-      </w:r>
-    </w:p>
-    <w:p>
-      <w:pPr>
-        <w:jc w:val="both"/>
-      </w:pPr>
-      <w:r>
-        <w:t xml:space="preserve">        restrictions, and physical therapy plans [2].</w:t>
-      </w:r>
-    </w:p>
-    <w:p>
-      <w:pPr>
-        <w:jc w:val="both"/>
-      </w:pPr>
-      <w:r>
-        <w:t xml:space="preserve">      - Displays a checklist of the required IDT members (DON, Dietitian,</w:t>
-      </w:r>
-    </w:p>
-    <w:p>
-      <w:pPr>
-        <w:jc w:val="both"/>
-      </w:pPr>
-      <w:r>
-        <w:t xml:space="preserve">        Physical Therapist, etc.) showing their individual sign-off status</w:t>
-      </w:r>
-    </w:p>
-    <w:p>
-      <w:pPr>
-        <w:jc w:val="both"/>
-      </w:pPr>
-      <w:r>
         <w:t xml:space="preserve">        (Pending vs. Acknowledged).</w:t>
       </w:r>
     </w:p>
@@ -1023,6 +287,844 @@
       <w:r>
         <w:t xml:space="preserve">        immutable acknowledgment timestamp for that specific team member.</w:t>
       </w:r>
+    </w:p>
+    <w:p>
+      <w:pPr>
+        <w:jc w:val="both"/>
+      </w:pPr>
+    </w:p>
+    <w:p>
+      <w:pPr>
+        <w:jc w:val="both"/>
+        <w:rPr>
+          <w:b/>
+          <w:bCs/>
+        </w:rPr>
+      </w:pPr>
+      <w:r>
+        <w:rPr>
+          <w:b/>
+          <w:bCs/>
+        </w:rPr>
+        <w:t>Screen/Feature ID: M7-US-01 — Report New Incident</w:t>
+      </w:r>
+    </w:p>
+    <w:p>
+      <w:pPr>
+        <w:numPr>
+          <w:ilvl w:val="0"/>
+          <w:numId w:val="1"/>
+        </w:numPr>
+        <w:jc w:val="both"/>
+      </w:pPr>
+      <w:r>
+        <w:rPr>
+          <w:b/>
+          <w:bCs/>
+        </w:rPr>
+        <w:t>User story:</w:t>
+      </w:r>
+      <w:r>
+        <w:t> "As a clinical staff member (CNA/Nurse), I want to report a resident incident digitally, so that the clinical team is immediately notified and standard compliance workflows are triggered."</w:t>
+      </w:r>
+      <w:r>
+        <w:br/>
+      </w:r>
+      <w:r>
+        <w:rPr>
+          <w:b/>
+          <w:bCs/>
+        </w:rPr>
+        <w:t>Acceptance criteria:</w:t>
+      </w:r>
+    </w:p>
+    <w:p>
+      <w:pPr>
+        <w:numPr>
+          <w:ilvl w:val="1"/>
+          <w:numId w:val="1"/>
+        </w:numPr>
+        <w:jc w:val="both"/>
+      </w:pPr>
+      <w:r>
+        <w:t>The reporting form has mandatory fields including: Resident (with autocomplete dropdown indicating Resident Name and Room No.), Incident Type, Severity Level, Date / Time of Incident, Location, Description, and Immediate Action Taken.</w:t>
+      </w:r>
+    </w:p>
+    <w:p>
+      <w:pPr>
+        <w:numPr>
+          <w:ilvl w:val="1"/>
+          <w:numId w:val="1"/>
+        </w:numPr>
+        <w:jc w:val="both"/>
+      </w:pPr>
+      <w:r>
+        <w:t>The page has an optional text field for "Witnesses".</w:t>
+      </w:r>
+    </w:p>
+    <w:p>
+      <w:pPr>
+        <w:numPr>
+          <w:ilvl w:val="1"/>
+          <w:numId w:val="1"/>
+        </w:numPr>
+        <w:jc w:val="both"/>
+      </w:pPr>
+      <w:r>
+        <w:t>The right panel displays the "Reporting Party" section containing the reporter's Name, Role (captured automatically), and a static Timestamp of the submission attempt.</w:t>
+      </w:r>
+    </w:p>
+    <w:p>
+      <w:pPr>
+        <w:numPr>
+          <w:ilvl w:val="1"/>
+          <w:numId w:val="1"/>
+        </w:numPr>
+        <w:jc w:val="both"/>
+      </w:pPr>
+      <w:r>
+        <w:t>A prominent warning banner is displayed on the right: "Submitting will lock this resident's chart until DON review (LC-06)."</w:t>
+      </w:r>
+    </w:p>
+    <w:p>
+      <w:pPr>
+        <w:numPr>
+          <w:ilvl w:val="1"/>
+          <w:numId w:val="1"/>
+        </w:numPr>
+        <w:jc w:val="both"/>
+      </w:pPr>
+      <w:r>
+        <w:t>Upon clicking the "Report Incident" button, the system validates all required fields, creates a unique Incident Reference ID (format: #INC-XXXX), and automatically activates the chart-lock flow for the affected resident.</w:t>
+      </w:r>
+    </w:p>
+    <w:p>
+      <w:pPr>
+        <w:jc w:val="both"/>
+        <w:rPr>
+          <w:b/>
+          <w:bCs/>
+        </w:rPr>
+      </w:pPr>
+      <w:r>
+        <w:rPr>
+          <w:b/>
+          <w:bCs/>
+        </w:rPr>
+        <w:t>Screen/Feature ID: M7-US-02 — Chart Lock Confirmation</w:t>
+      </w:r>
+    </w:p>
+    <w:p>
+      <w:pPr>
+        <w:numPr>
+          <w:ilvl w:val="0"/>
+          <w:numId w:val="2"/>
+        </w:numPr>
+        <w:jc w:val="both"/>
+      </w:pPr>
+      <w:r>
+        <w:rPr>
+          <w:b/>
+          <w:bCs/>
+        </w:rPr>
+        <w:t>User story:</w:t>
+      </w:r>
+      <w:r>
+        <w:t> "As a clinical staff member, I want to receive immediate feedback confirming that the resident’s chart is locked, so that I know the system has secured the data for survey compliance."</w:t>
+      </w:r>
+      <w:r>
+        <w:br/>
+      </w:r>
+      <w:r>
+        <w:rPr>
+          <w:b/>
+          <w:bCs/>
+        </w:rPr>
+        <w:t>Acceptance criteria:</w:t>
+      </w:r>
+    </w:p>
+    <w:p>
+      <w:pPr>
+        <w:numPr>
+          <w:ilvl w:val="1"/>
+          <w:numId w:val="2"/>
+        </w:numPr>
+        <w:jc w:val="both"/>
+      </w:pPr>
+      <w:r>
+        <w:t>The screen features a centralized confirmation card with a red lock icon and the text "Chart Locked".</w:t>
+      </w:r>
+    </w:p>
+    <w:p>
+      <w:pPr>
+        <w:numPr>
+          <w:ilvl w:val="1"/>
+          <w:numId w:val="2"/>
+        </w:numPr>
+        <w:jc w:val="both"/>
+      </w:pPr>
+      <w:r>
+        <w:t>Displays a dynamic message confirming: "[Resident's Name]'s chart was automatically locked at [Timestamp] (BR-07)."</w:t>
+      </w:r>
+    </w:p>
+    <w:p>
+      <w:pPr>
+        <w:numPr>
+          <w:ilvl w:val="1"/>
+          <w:numId w:val="2"/>
+        </w:numPr>
+        <w:jc w:val="both"/>
+      </w:pPr>
+      <w:r>
+        <w:t>A grey info box is displayed containing the Incident Reference number and a clear warning: "M1, M2 and M3 records for this resident are now read-only until a DON unlocks the chart (LC-06)."</w:t>
+      </w:r>
+    </w:p>
+    <w:p>
+      <w:pPr>
+        <w:numPr>
+          <w:ilvl w:val="1"/>
+          <w:numId w:val="2"/>
+        </w:numPr>
+        <w:jc w:val="both"/>
+      </w:pPr>
+      <w:r>
+        <w:t>Features two navigation buttons: a secondary "Back to Resident Profile" button and a primary "View Incident -&gt;" button.</w:t>
+      </w:r>
+    </w:p>
+    <w:p>
+      <w:pPr>
+        <w:jc w:val="both"/>
+        <w:rPr>
+          <w:b/>
+          <w:bCs/>
+        </w:rPr>
+      </w:pPr>
+      <w:r>
+        <w:rPr>
+          <w:b/>
+          <w:bCs/>
+        </w:rPr>
+        <w:t>Screen/Feature ID: M7-US-03 — Incident Detail &amp; Actions (DON &amp; Nurse Views)</w:t>
+      </w:r>
+    </w:p>
+    <w:p>
+      <w:pPr>
+        <w:numPr>
+          <w:ilvl w:val="0"/>
+          <w:numId w:val="3"/>
+        </w:numPr>
+        <w:jc w:val="both"/>
+      </w:pPr>
+      <w:r>
+        <w:rPr>
+          <w:b/>
+          <w:bCs/>
+        </w:rPr>
+        <w:t>User story:</w:t>
+      </w:r>
+      <w:r>
+        <w:t xml:space="preserve"> "As a Director of Nursing (DON), I want to view a read-only summary of the incident and manage the clinical workflow, so that I can add notes, file reports, and </w:t>
+      </w:r>
+      <w:r>
+        <w:lastRenderedPageBreak/>
+        <w:t>resolve the incident."</w:t>
+      </w:r>
+      <w:r>
+        <w:br/>
+      </w:r>
+      <w:r>
+        <w:rPr>
+          <w:b/>
+          <w:bCs/>
+        </w:rPr>
+        <w:t>Acceptance criteria (DON View - Chart Locked state):</w:t>
+      </w:r>
+    </w:p>
+    <w:p>
+      <w:pPr>
+        <w:numPr>
+          <w:ilvl w:val="1"/>
+          <w:numId w:val="3"/>
+        </w:numPr>
+        <w:jc w:val="both"/>
+      </w:pPr>
+      <w:r>
+        <w:t>The page header displays the Incident ID, Resident Name, and status badges (e.g., Open, Severity Level) with the metadata (Incident Type, Room, Reporter, Date/Time).</w:t>
+      </w:r>
+    </w:p>
+    <w:p>
+      <w:pPr>
+        <w:numPr>
+          <w:ilvl w:val="1"/>
+          <w:numId w:val="3"/>
+        </w:numPr>
+        <w:jc w:val="both"/>
+      </w:pPr>
+      <w:r>
+        <w:t xml:space="preserve">The main panel displays read-only </w:t>
+      </w:r>
+      <w:proofErr w:type="gramStart"/>
+      <w:r>
+        <w:t>details</w:t>
+      </w:r>
+      <w:proofErr w:type="gramEnd"/>
+      <w:r>
+        <w:t xml:space="preserve"> of the incident report, a section for simulated attachments (PDF, JPEG), and an interactive clinical timeline of system and user events.</w:t>
+      </w:r>
+    </w:p>
+    <w:p>
+      <w:pPr>
+        <w:numPr>
+          <w:ilvl w:val="1"/>
+          <w:numId w:val="3"/>
+        </w:numPr>
+        <w:jc w:val="both"/>
+      </w:pPr>
+      <w:r>
+        <w:t>The right sidebar displays three static sections:</w:t>
+      </w:r>
+    </w:p>
+    <w:p>
+      <w:pPr>
+        <w:numPr>
+          <w:ilvl w:val="2"/>
+          <w:numId w:val="3"/>
+        </w:numPr>
+        <w:jc w:val="both"/>
+      </w:pPr>
+      <w:r>
+        <w:rPr>
+          <w:b/>
+          <w:bCs/>
+        </w:rPr>
+        <w:t>SLA - Regulatory Reporting:</w:t>
+      </w:r>
+      <w:r>
+        <w:t> Displays a green countdown card showing hours remaining and the reporting deadline based on NFR-06.</w:t>
+      </w:r>
+    </w:p>
+    <w:p>
+      <w:pPr>
+        <w:numPr>
+          <w:ilvl w:val="2"/>
+          <w:numId w:val="3"/>
+        </w:numPr>
+        <w:jc w:val="both"/>
+      </w:pPr>
+      <w:r>
+        <w:rPr>
+          <w:b/>
+          <w:bCs/>
+        </w:rPr>
+        <w:t>Chart Status:</w:t>
+      </w:r>
+      <w:r>
+        <w:t> Displays a red "Locked" badge with a timestamp.</w:t>
+      </w:r>
+    </w:p>
+    <w:p>
+      <w:pPr>
+        <w:numPr>
+          <w:ilvl w:val="2"/>
+          <w:numId w:val="3"/>
+        </w:numPr>
+        <w:jc w:val="both"/>
+      </w:pPr>
+      <w:r>
+        <w:rPr>
+          <w:b/>
+          <w:bCs/>
+        </w:rPr>
+        <w:t>DON Actions:</w:t>
+      </w:r>
+      <w:r>
+        <w:t> Displays buttons for "Add Progress Note", "Submit External Report", "Unlock Chart" (active), and "Mark Resolved" (disabled with the label "Unlock chart to enable").</w:t>
+      </w:r>
+    </w:p>
+    <w:p>
+      <w:pPr>
+        <w:numPr>
+          <w:ilvl w:val="0"/>
+          <w:numId w:val="3"/>
+        </w:numPr>
+        <w:jc w:val="both"/>
+      </w:pPr>
+      <w:r>
+        <w:rPr>
+          <w:b/>
+          <w:bCs/>
+        </w:rPr>
+        <w:t>User story:</w:t>
+      </w:r>
+      <w:r>
+        <w:t> "As a Director of Nursing (DON), I want to see the resolution checklist and perform final actions once the chart is unlocked, so that I can close the incident."</w:t>
+      </w:r>
+      <w:r>
+        <w:br/>
+      </w:r>
+      <w:r>
+        <w:rPr>
+          <w:b/>
+          <w:bCs/>
+        </w:rPr>
+        <w:t>Acceptance criteria (DON View - Chart Unlocked state):</w:t>
+      </w:r>
+    </w:p>
+    <w:p>
+      <w:pPr>
+        <w:numPr>
+          <w:ilvl w:val="1"/>
+          <w:numId w:val="3"/>
+        </w:numPr>
+        <w:jc w:val="both"/>
+      </w:pPr>
+      <w:r>
+        <w:t>The "Chart Status" badge in the sidebar changes to a green "Unlocked" state.</w:t>
+      </w:r>
+    </w:p>
+    <w:p>
+      <w:pPr>
+        <w:numPr>
+          <w:ilvl w:val="1"/>
+          <w:numId w:val="3"/>
+        </w:numPr>
+        <w:jc w:val="both"/>
+      </w:pPr>
+      <w:r>
+        <w:t>A </w:t>
+      </w:r>
+      <w:r>
+        <w:rPr>
+          <w:b/>
+          <w:bCs/>
+        </w:rPr>
+        <w:t>Resolution Checklist</w:t>
+      </w:r>
+      <w:r>
+        <w:t> is displayed showing the status of "Progress Notes logged" (with a count badge of notes entered), "Chart Status", and "External Report" transmission status.</w:t>
+      </w:r>
+    </w:p>
+    <w:p>
+      <w:pPr>
+        <w:numPr>
+          <w:ilvl w:val="1"/>
+          <w:numId w:val="3"/>
+        </w:numPr>
+        <w:jc w:val="both"/>
+      </w:pPr>
+      <w:r>
+        <w:t>The DON Actions panel updates: the "Unlock Chart" button is disabled (displays "Chart Already Unlocked"), and the primary "Mark Resolved" button becomes active and clickable.</w:t>
+      </w:r>
+    </w:p>
+    <w:p>
+      <w:pPr>
+        <w:numPr>
+          <w:ilvl w:val="1"/>
+          <w:numId w:val="3"/>
+        </w:numPr>
+        <w:jc w:val="both"/>
+      </w:pPr>
+      <w:r>
+        <w:t>The clinical timeline automatically appends the "Chart unlocked" action with the DON's name, timestamp, and the documented unlock reason.</w:t>
+      </w:r>
+    </w:p>
+    <w:p>
+      <w:pPr>
+        <w:numPr>
+          <w:ilvl w:val="0"/>
+          <w:numId w:val="3"/>
+        </w:numPr>
+        <w:jc w:val="both"/>
+      </w:pPr>
+      <w:r>
+        <w:rPr>
+          <w:b/>
+          <w:bCs/>
+        </w:rPr>
+        <w:t>User story:</w:t>
+      </w:r>
+      <w:r>
+        <w:t> "As a Nurse or CNA, I want to access an unlocked incident chart, so that I can input additional clinical documentation or request a final sign-off."</w:t>
+      </w:r>
+      <w:r>
+        <w:br/>
+      </w:r>
+      <w:r>
+        <w:rPr>
+          <w:b/>
+          <w:bCs/>
+        </w:rPr>
+        <w:t>Acceptance criteria (Nurse/CNA View - Chart Unlocked state):</w:t>
+      </w:r>
+    </w:p>
+    <w:p>
+      <w:pPr>
+        <w:numPr>
+          <w:ilvl w:val="1"/>
+          <w:numId w:val="3"/>
+        </w:numPr>
+        <w:jc w:val="both"/>
+      </w:pPr>
+      <w:r>
+        <w:t>The page displays a metadata sub-label: "Role: Nurse / CNA (documentation only)".</w:t>
+      </w:r>
+    </w:p>
+    <w:p>
+      <w:pPr>
+        <w:numPr>
+          <w:ilvl w:val="1"/>
+          <w:numId w:val="3"/>
+        </w:numPr>
+        <w:jc w:val="both"/>
+      </w:pPr>
+      <w:r>
+        <w:t>The right action panel restricts management actions, displaying only "Add Progress Note" (primary) and "Request DON Review" (secondary) buttons.</w:t>
+      </w:r>
+    </w:p>
+    <w:p>
+      <w:pPr>
+        <w:numPr>
+          <w:ilvl w:val="1"/>
+          <w:numId w:val="3"/>
+        </w:numPr>
+        <w:jc w:val="both"/>
+      </w:pPr>
+      <w:r>
+        <w:t>A helper warning message is displayed under the buttons: "Chart unlock and incident resolution are DON-only actions."</w:t>
+      </w:r>
+    </w:p>
+    <w:p>
+      <w:pPr>
+        <w:jc w:val="both"/>
+        <w:rPr>
+          <w:b/>
+          <w:bCs/>
+        </w:rPr>
+      </w:pPr>
+      <w:r>
+        <w:rPr>
+          <w:b/>
+          <w:bCs/>
+        </w:rPr>
+        <w:t>Screen/Feature ID: M7-US-04 — Incidents List (Dashboard)</w:t>
+      </w:r>
+    </w:p>
+    <w:p>
+      <w:pPr>
+        <w:numPr>
+          <w:ilvl w:val="0"/>
+          <w:numId w:val="4"/>
+        </w:numPr>
+        <w:jc w:val="both"/>
+      </w:pPr>
+      <w:r>
+        <w:rPr>
+          <w:b/>
+          <w:bCs/>
+        </w:rPr>
+        <w:t>User story:</w:t>
+      </w:r>
+      <w:r>
+        <w:t xml:space="preserve"> "As a Director of Nursing (DON), I want to access a unified dashboard of all reported incidents, so that I can filter them, monitor open cases, and keep track of </w:t>
+      </w:r>
+      <w:r>
+        <w:lastRenderedPageBreak/>
+        <w:t>locked charts."</w:t>
+      </w:r>
+      <w:r>
+        <w:br/>
+      </w:r>
+      <w:r>
+        <w:rPr>
+          <w:b/>
+          <w:bCs/>
+        </w:rPr>
+        <w:t>Acceptance criteria:</w:t>
+      </w:r>
+    </w:p>
+    <w:p>
+      <w:pPr>
+        <w:numPr>
+          <w:ilvl w:val="1"/>
+          <w:numId w:val="4"/>
+        </w:numPr>
+        <w:jc w:val="both"/>
+      </w:pPr>
+      <w:r>
+        <w:t>The dashboard features four color-coded KPI summary cards showing: "Open" (yellow), "Overdue (SLA)" (red), "Chart Locked" (red), and "Resolved (month)" (green).</w:t>
+      </w:r>
+    </w:p>
+    <w:p>
+      <w:pPr>
+        <w:numPr>
+          <w:ilvl w:val="1"/>
+          <w:numId w:val="4"/>
+        </w:numPr>
+        <w:jc w:val="both"/>
+      </w:pPr>
+      <w:r>
+        <w:t>Includes two filter dropdowns ("Status" and "Severity") and a primary blue "+ Report Incident" button.</w:t>
+      </w:r>
+    </w:p>
+    <w:p>
+      <w:pPr>
+        <w:numPr>
+          <w:ilvl w:val="1"/>
+          <w:numId w:val="4"/>
+        </w:numPr>
+        <w:jc w:val="both"/>
+      </w:pPr>
+      <w:r>
+        <w:t>The incident table displays columns: Resident, Type, Severity, Reported, SLA Countdown, Status, Chart, and a "View" action link.</w:t>
+      </w:r>
+    </w:p>
+    <w:p>
+      <w:pPr>
+        <w:numPr>
+          <w:ilvl w:val="1"/>
+          <w:numId w:val="4"/>
+        </w:numPr>
+        <w:jc w:val="both"/>
+      </w:pPr>
+      <w:r>
+        <w:t>The "Severity" column renders badges with consistent colors: Low (gray), Moderate (yellow), Major (orange), and Critical (red).</w:t>
+      </w:r>
+    </w:p>
+    <w:p>
+      <w:pPr>
+        <w:numPr>
+          <w:ilvl w:val="1"/>
+          <w:numId w:val="4"/>
+        </w:numPr>
+        <w:jc w:val="both"/>
+      </w:pPr>
+      <w:r>
+        <w:t>The "SLA Countdown" column displays the exact remaining time with color-coded severity: "OVERDUE" in bold red text, "14h left" in brown, and "36h left" in green.</w:t>
+      </w:r>
+    </w:p>
+    <w:p>
+      <w:pPr>
+        <w:jc w:val="both"/>
+        <w:rPr>
+          <w:b/>
+          <w:bCs/>
+        </w:rPr>
+      </w:pPr>
+      <w:r>
+        <w:rPr>
+          <w:b/>
+          <w:bCs/>
+        </w:rPr>
+        <w:t>Screen/Feature ID: M7-US-06 — Submit External Report Modal</w:t>
+      </w:r>
+    </w:p>
+    <w:p>
+      <w:pPr>
+        <w:numPr>
+          <w:ilvl w:val="0"/>
+          <w:numId w:val="5"/>
+        </w:numPr>
+        <w:jc w:val="both"/>
+      </w:pPr>
+      <w:r>
+        <w:rPr>
+          <w:b/>
+          <w:bCs/>
+        </w:rPr>
+        <w:t>User story:</w:t>
+      </w:r>
+      <w:r>
+        <w:t> "As a Director of Nursing (DON), I want to confirm the external transmission of the incident report, so that we document our compliance with state authorities."</w:t>
+      </w:r>
+      <w:r>
+        <w:br/>
+      </w:r>
+      <w:r>
+        <w:rPr>
+          <w:b/>
+          <w:bCs/>
+        </w:rPr>
+        <w:t>Acceptance criteria:</w:t>
+      </w:r>
+    </w:p>
+    <w:p>
+      <w:pPr>
+        <w:numPr>
+          <w:ilvl w:val="1"/>
+          <w:numId w:val="5"/>
+        </w:numPr>
+        <w:jc w:val="both"/>
+      </w:pPr>
+      <w:r>
+        <w:t xml:space="preserve">The modal overlay displays read-only </w:t>
+      </w:r>
+      <w:proofErr w:type="gramStart"/>
+      <w:r>
+        <w:t>details</w:t>
+      </w:r>
+      <w:proofErr w:type="gramEnd"/>
+      <w:r>
+        <w:t xml:space="preserve"> of the recipient: "Regulatory body" (e.g., CA Dept. of Public Health) and the applicable "Report deadline".</w:t>
+      </w:r>
+    </w:p>
+    <w:p>
+      <w:pPr>
+        <w:numPr>
+          <w:ilvl w:val="1"/>
+          <w:numId w:val="5"/>
+        </w:numPr>
+        <w:jc w:val="both"/>
+      </w:pPr>
+      <w:r>
+        <w:t>Displays a yellow disclaimer banner: "Simulated action - no data is actually transmitted externally (NFR-05)."</w:t>
+      </w:r>
+    </w:p>
+    <w:p>
+      <w:pPr>
+        <w:numPr>
+          <w:ilvl w:val="1"/>
+          <w:numId w:val="5"/>
+        </w:numPr>
+        <w:jc w:val="both"/>
+      </w:pPr>
+      <w:r>
+        <w:t>Features a mandatory validation checkbox: "I confirm this incident has been reported to the appropriate regulatory body outside this system."</w:t>
+      </w:r>
+    </w:p>
+    <w:p>
+      <w:pPr>
+        <w:numPr>
+          <w:ilvl w:val="1"/>
+          <w:numId w:val="5"/>
+        </w:numPr>
+        <w:jc w:val="both"/>
+      </w:pPr>
+      <w:r>
+        <w:t>The primary "Mark as Reported" button remains disabled until the validation checkbox is checked.</w:t>
+      </w:r>
+    </w:p>
+    <w:p>
+      <w:pPr>
+        <w:numPr>
+          <w:ilvl w:val="1"/>
+          <w:numId w:val="5"/>
+        </w:numPr>
+        <w:jc w:val="both"/>
+      </w:pPr>
+      <w:r>
+        <w:t>Displays the signer metadata below the checkbox: "Reported by: [User Name], [Role]" and the current transaction timestamp.</w:t>
+      </w:r>
+    </w:p>
+    <w:p>
+      <w:pPr>
+        <w:jc w:val="both"/>
+        <w:rPr>
+          <w:b/>
+          <w:bCs/>
+        </w:rPr>
+      </w:pPr>
+      <w:r>
+        <w:rPr>
+          <w:b/>
+          <w:bCs/>
+        </w:rPr>
+        <w:t>Screen/Feature ID: M7-US-07 — Unlock Resident Chart Modal</w:t>
+      </w:r>
+    </w:p>
+    <w:p>
+      <w:pPr>
+        <w:numPr>
+          <w:ilvl w:val="0"/>
+          <w:numId w:val="6"/>
+        </w:numPr>
+        <w:jc w:val="both"/>
+      </w:pPr>
+      <w:r>
+        <w:rPr>
+          <w:b/>
+          <w:bCs/>
+        </w:rPr>
+        <w:t>User story:</w:t>
+      </w:r>
+      <w:r>
+        <w:t> "As a Director of Nursing (DON), I want to override a locked clinical chart with security verification, so that my team can write necessary clinical addendums."</w:t>
+      </w:r>
+      <w:r>
+        <w:br/>
+      </w:r>
+      <w:r>
+        <w:rPr>
+          <w:b/>
+          <w:bCs/>
+        </w:rPr>
+        <w:t>Acceptance criteria:</w:t>
+      </w:r>
+    </w:p>
+    <w:p>
+      <w:pPr>
+        <w:numPr>
+          <w:ilvl w:val="1"/>
+          <w:numId w:val="6"/>
+        </w:numPr>
+        <w:jc w:val="both"/>
+      </w:pPr>
+      <w:r>
+        <w:t>The modal displays a grey warning card displaying the original locking timestamp and the source Incident Reference ID.</w:t>
+      </w:r>
+    </w:p>
+    <w:p>
+      <w:pPr>
+        <w:numPr>
+          <w:ilvl w:val="1"/>
+          <w:numId w:val="6"/>
+        </w:numPr>
+        <w:jc w:val="both"/>
+      </w:pPr>
+      <w:r>
+        <w:t>Features a mandatory text input field: "Reason for unlock *" where the user must type the justification.</w:t>
+      </w:r>
+    </w:p>
+    <w:p>
+      <w:pPr>
+        <w:numPr>
+          <w:ilvl w:val="1"/>
+          <w:numId w:val="6"/>
+        </w:numPr>
+        <w:jc w:val="both"/>
+      </w:pPr>
+      <w:r>
+        <w:t>Features a mandatory password input field: "Re-enter password to confirm *" to verify the DON's identity.</w:t>
+      </w:r>
+    </w:p>
+    <w:p>
+      <w:pPr>
+        <w:numPr>
+          <w:ilvl w:val="1"/>
+          <w:numId w:val="6"/>
+        </w:numPr>
+        <w:jc w:val="both"/>
+      </w:pPr>
+      <w:r>
+        <w:lastRenderedPageBreak/>
+        <w:t>Displays the audit warning text: "Recorded immutably in the audit log (NFR-02)."</w:t>
+      </w:r>
+    </w:p>
+    <w:p>
+      <w:pPr>
+        <w:numPr>
+          <w:ilvl w:val="1"/>
+          <w:numId w:val="6"/>
+        </w:numPr>
+        <w:jc w:val="both"/>
+      </w:pPr>
+      <w:r>
+        <w:t>The red primary "Unlock &amp; Sign" button is disabled until both the reason is filled out and a password is typed.</w:t>
+      </w:r>
+    </w:p>
+    <w:p>
+      <w:pPr>
+        <w:jc w:val="both"/>
+      </w:pPr>
     </w:p>
     <w:sectPr>
       <w:pgSz w:w="11907" w:h="16840" w:code="9"/>
@@ -1032,6 +1134,731 @@
     </w:sectPr>
   </w:body>
 </w:document>
+</file>
+
+<file path=word/numbering.xml><?xml version="1.0" encoding="utf-8"?>
+<w:numbering xmlns:wpc="http://schemas.microsoft.com/office/word/2010/wordprocessingCanvas" xmlns:cx="http://schemas.microsoft.com/office/drawing/2014/chartex" xmlns:cx1="http://schemas.microsoft.com/office/drawing/2015/9/8/chartex" xmlns:cx2="http://schemas.microsoft.com/office/drawing/2015/10/21/chartex" xmlns:cx3="http://schemas.microsoft.com/office/drawing/2016/5/9/chartex" xmlns:cx4="http://schemas.microsoft.com/office/drawing/2016/5/10/chartex" xmlns:cx5="http://schemas.microsoft.com/office/drawing/2016/5/11/chartex" xmlns:cx6="http://schemas.microsoft.com/office/drawing/2016/5/12/chartex" xmlns:cx7="http://schemas.microsoft.com/office/drawing/2016/5/13/chartex" xmlns:cx8="http://schemas.microsoft.com/office/drawing/2016/5/14/chartex" xmlns:mc="http://schemas.openxmlformats.org/markup-compatibility/2006" xmlns:aink="http://schemas.microsoft.com/office/drawing/2016/ink" xmlns:am3d="http://schemas.microsoft.com/office/drawing/2017/model3d" xmlns:o="urn:schemas-microsoft-com:office:office" xmlns:oel="http://schemas.microsoft.com/office/2019/extlst" xmlns:r="http://schemas.openxmlformats.org/officeDocument/2006/relationships" xmlns:m="http://schemas.openxmlformats.org/officeDocument/2006/math" xmlns:v="urn:schemas-microsoft-com:vml" xmlns:wp14="http://schemas.microsoft.com/office/word/2010/wordprocessingDrawing" xmlns:wp="http://schemas.openxmlformats.org/drawingml/2006/wordprocessingDrawing" xmlns:w10="urn:schemas-microsoft-com:office:word" xmlns:w="http://schemas.openxmlformats.org/wordprocessingml/2006/main" xmlns:w14="http://schemas.microsoft.com/office/word/2010/wordml" xmlns:w15="http://schemas.microsoft.com/office/word/2012/wordml" xmlns:w16cex="http://schemas.microsoft.com/office/word/2018/wordml/cex" xmlns:w16cid="http://schemas.microsoft.com/office/word/2016/wordml/cid" xmlns:w16="http://schemas.microsoft.com/office/word/2018/wordml" xmlns:w16du="http://schemas.microsoft.com/office/word/2023/wordml/word16du" xmlns:w16sdtdh="http://schemas.microsoft.com/office/word/2020/wordml/sdtdatahash" xmlns:w16sdtfl="http://schemas.microsoft.com/office/word/2024/wordml/sdtformatlock" xmlns:w16se="http://schemas.microsoft.com/office/word/2015/wordml/symex" xmlns:wpg="http://schemas.microsoft.com/office/word/2010/wordprocessingGroup" xmlns:wpi="http://schemas.microsoft.com/office/word/2010/wordprocessingInk" xmlns:wne="http://schemas.microsoft.com/office/word/2006/wordml" xmlns:wps="http://schemas.microsoft.com/office/word/2010/wordprocessingShape" mc:Ignorable="w14 w15 w16se w16cid w16 w16cex w16sdtdh w16sdtfl w16du wp14">
+  <w:abstractNum w:abstractNumId="0" w15:restartNumberingAfterBreak="0">
+    <w:nsid w:val="3ACB300B"/>
+    <w:multiLevelType w:val="multilevel"/>
+    <w:tmpl w:val="A2CE4F84"/>
+    <w:lvl w:ilvl="0">
+      <w:start w:val="1"/>
+      <w:numFmt w:val="decimal"/>
+      <w:lvlText w:val="%1."/>
+      <w:lvlJc w:val="left"/>
+      <w:pPr>
+        <w:tabs>
+          <w:tab w:val="num" w:pos="720"/>
+        </w:tabs>
+        <w:ind w:left="720" w:hanging="360"/>
+      </w:pPr>
+    </w:lvl>
+    <w:lvl w:ilvl="1">
+      <w:start w:val="1"/>
+      <w:numFmt w:val="bullet"/>
+      <w:lvlText w:val="o"/>
+      <w:lvlJc w:val="left"/>
+      <w:pPr>
+        <w:tabs>
+          <w:tab w:val="num" w:pos="1440"/>
+        </w:tabs>
+        <w:ind w:left="1440" w:hanging="360"/>
+      </w:pPr>
+      <w:rPr>
+        <w:rFonts w:ascii="Courier New" w:hAnsi="Courier New" w:hint="default"/>
+        <w:sz w:val="20"/>
+      </w:rPr>
+    </w:lvl>
+    <w:lvl w:ilvl="2" w:tentative="1">
+      <w:start w:val="1"/>
+      <w:numFmt w:val="decimal"/>
+      <w:lvlText w:val="%3."/>
+      <w:lvlJc w:val="left"/>
+      <w:pPr>
+        <w:tabs>
+          <w:tab w:val="num" w:pos="2160"/>
+        </w:tabs>
+        <w:ind w:left="2160" w:hanging="360"/>
+      </w:pPr>
+    </w:lvl>
+    <w:lvl w:ilvl="3" w:tentative="1">
+      <w:start w:val="1"/>
+      <w:numFmt w:val="decimal"/>
+      <w:lvlText w:val="%4."/>
+      <w:lvlJc w:val="left"/>
+      <w:pPr>
+        <w:tabs>
+          <w:tab w:val="num" w:pos="2880"/>
+        </w:tabs>
+        <w:ind w:left="2880" w:hanging="360"/>
+      </w:pPr>
+    </w:lvl>
+    <w:lvl w:ilvl="4" w:tentative="1">
+      <w:start w:val="1"/>
+      <w:numFmt w:val="decimal"/>
+      <w:lvlText w:val="%5."/>
+      <w:lvlJc w:val="left"/>
+      <w:pPr>
+        <w:tabs>
+          <w:tab w:val="num" w:pos="3600"/>
+        </w:tabs>
+        <w:ind w:left="3600" w:hanging="360"/>
+      </w:pPr>
+    </w:lvl>
+    <w:lvl w:ilvl="5" w:tentative="1">
+      <w:start w:val="1"/>
+      <w:numFmt w:val="decimal"/>
+      <w:lvlText w:val="%6."/>
+      <w:lvlJc w:val="left"/>
+      <w:pPr>
+        <w:tabs>
+          <w:tab w:val="num" w:pos="4320"/>
+        </w:tabs>
+        <w:ind w:left="4320" w:hanging="360"/>
+      </w:pPr>
+    </w:lvl>
+    <w:lvl w:ilvl="6" w:tentative="1">
+      <w:start w:val="1"/>
+      <w:numFmt w:val="decimal"/>
+      <w:lvlText w:val="%7."/>
+      <w:lvlJc w:val="left"/>
+      <w:pPr>
+        <w:tabs>
+          <w:tab w:val="num" w:pos="5040"/>
+        </w:tabs>
+        <w:ind w:left="5040" w:hanging="360"/>
+      </w:pPr>
+    </w:lvl>
+    <w:lvl w:ilvl="7" w:tentative="1">
+      <w:start w:val="1"/>
+      <w:numFmt w:val="decimal"/>
+      <w:lvlText w:val="%8."/>
+      <w:lvlJc w:val="left"/>
+      <w:pPr>
+        <w:tabs>
+          <w:tab w:val="num" w:pos="5760"/>
+        </w:tabs>
+        <w:ind w:left="5760" w:hanging="360"/>
+      </w:pPr>
+    </w:lvl>
+    <w:lvl w:ilvl="8" w:tentative="1">
+      <w:start w:val="1"/>
+      <w:numFmt w:val="decimal"/>
+      <w:lvlText w:val="%9."/>
+      <w:lvlJc w:val="left"/>
+      <w:pPr>
+        <w:tabs>
+          <w:tab w:val="num" w:pos="6480"/>
+        </w:tabs>
+        <w:ind w:left="6480" w:hanging="360"/>
+      </w:pPr>
+    </w:lvl>
+  </w:abstractNum>
+  <w:abstractNum w:abstractNumId="1" w15:restartNumberingAfterBreak="0">
+    <w:nsid w:val="445A684E"/>
+    <w:multiLevelType w:val="multilevel"/>
+    <w:tmpl w:val="7A241C08"/>
+    <w:lvl w:ilvl="0">
+      <w:start w:val="1"/>
+      <w:numFmt w:val="decimal"/>
+      <w:lvlText w:val="%1."/>
+      <w:lvlJc w:val="left"/>
+      <w:pPr>
+        <w:tabs>
+          <w:tab w:val="num" w:pos="720"/>
+        </w:tabs>
+        <w:ind w:left="720" w:hanging="360"/>
+      </w:pPr>
+    </w:lvl>
+    <w:lvl w:ilvl="1">
+      <w:start w:val="1"/>
+      <w:numFmt w:val="bullet"/>
+      <w:lvlText w:val="o"/>
+      <w:lvlJc w:val="left"/>
+      <w:pPr>
+        <w:tabs>
+          <w:tab w:val="num" w:pos="1440"/>
+        </w:tabs>
+        <w:ind w:left="1440" w:hanging="360"/>
+      </w:pPr>
+      <w:rPr>
+        <w:rFonts w:ascii="Courier New" w:hAnsi="Courier New" w:hint="default"/>
+        <w:sz w:val="20"/>
+      </w:rPr>
+    </w:lvl>
+    <w:lvl w:ilvl="2" w:tentative="1">
+      <w:start w:val="1"/>
+      <w:numFmt w:val="decimal"/>
+      <w:lvlText w:val="%3."/>
+      <w:lvlJc w:val="left"/>
+      <w:pPr>
+        <w:tabs>
+          <w:tab w:val="num" w:pos="2160"/>
+        </w:tabs>
+        <w:ind w:left="2160" w:hanging="360"/>
+      </w:pPr>
+    </w:lvl>
+    <w:lvl w:ilvl="3" w:tentative="1">
+      <w:start w:val="1"/>
+      <w:numFmt w:val="decimal"/>
+      <w:lvlText w:val="%4."/>
+      <w:lvlJc w:val="left"/>
+      <w:pPr>
+        <w:tabs>
+          <w:tab w:val="num" w:pos="2880"/>
+        </w:tabs>
+        <w:ind w:left="2880" w:hanging="360"/>
+      </w:pPr>
+    </w:lvl>
+    <w:lvl w:ilvl="4" w:tentative="1">
+      <w:start w:val="1"/>
+      <w:numFmt w:val="decimal"/>
+      <w:lvlText w:val="%5."/>
+      <w:lvlJc w:val="left"/>
+      <w:pPr>
+        <w:tabs>
+          <w:tab w:val="num" w:pos="3600"/>
+        </w:tabs>
+        <w:ind w:left="3600" w:hanging="360"/>
+      </w:pPr>
+    </w:lvl>
+    <w:lvl w:ilvl="5" w:tentative="1">
+      <w:start w:val="1"/>
+      <w:numFmt w:val="decimal"/>
+      <w:lvlText w:val="%6."/>
+      <w:lvlJc w:val="left"/>
+      <w:pPr>
+        <w:tabs>
+          <w:tab w:val="num" w:pos="4320"/>
+        </w:tabs>
+        <w:ind w:left="4320" w:hanging="360"/>
+      </w:pPr>
+    </w:lvl>
+    <w:lvl w:ilvl="6" w:tentative="1">
+      <w:start w:val="1"/>
+      <w:numFmt w:val="decimal"/>
+      <w:lvlText w:val="%7."/>
+      <w:lvlJc w:val="left"/>
+      <w:pPr>
+        <w:tabs>
+          <w:tab w:val="num" w:pos="5040"/>
+        </w:tabs>
+        <w:ind w:left="5040" w:hanging="360"/>
+      </w:pPr>
+    </w:lvl>
+    <w:lvl w:ilvl="7" w:tentative="1">
+      <w:start w:val="1"/>
+      <w:numFmt w:val="decimal"/>
+      <w:lvlText w:val="%8."/>
+      <w:lvlJc w:val="left"/>
+      <w:pPr>
+        <w:tabs>
+          <w:tab w:val="num" w:pos="5760"/>
+        </w:tabs>
+        <w:ind w:left="5760" w:hanging="360"/>
+      </w:pPr>
+    </w:lvl>
+    <w:lvl w:ilvl="8" w:tentative="1">
+      <w:start w:val="1"/>
+      <w:numFmt w:val="decimal"/>
+      <w:lvlText w:val="%9."/>
+      <w:lvlJc w:val="left"/>
+      <w:pPr>
+        <w:tabs>
+          <w:tab w:val="num" w:pos="6480"/>
+        </w:tabs>
+        <w:ind w:left="6480" w:hanging="360"/>
+      </w:pPr>
+    </w:lvl>
+  </w:abstractNum>
+  <w:abstractNum w:abstractNumId="2" w15:restartNumberingAfterBreak="0">
+    <w:nsid w:val="457E3D5C"/>
+    <w:multiLevelType w:val="multilevel"/>
+    <w:tmpl w:val="4518084E"/>
+    <w:lvl w:ilvl="0">
+      <w:start w:val="1"/>
+      <w:numFmt w:val="decimal"/>
+      <w:lvlText w:val="%1."/>
+      <w:lvlJc w:val="left"/>
+      <w:pPr>
+        <w:tabs>
+          <w:tab w:val="num" w:pos="720"/>
+        </w:tabs>
+        <w:ind w:left="720" w:hanging="360"/>
+      </w:pPr>
+    </w:lvl>
+    <w:lvl w:ilvl="1">
+      <w:start w:val="1"/>
+      <w:numFmt w:val="bullet"/>
+      <w:lvlText w:val="o"/>
+      <w:lvlJc w:val="left"/>
+      <w:pPr>
+        <w:tabs>
+          <w:tab w:val="num" w:pos="1440"/>
+        </w:tabs>
+        <w:ind w:left="1440" w:hanging="360"/>
+      </w:pPr>
+      <w:rPr>
+        <w:rFonts w:ascii="Courier New" w:hAnsi="Courier New" w:hint="default"/>
+        <w:sz w:val="20"/>
+      </w:rPr>
+    </w:lvl>
+    <w:lvl w:ilvl="2" w:tentative="1">
+      <w:start w:val="1"/>
+      <w:numFmt w:val="decimal"/>
+      <w:lvlText w:val="%3."/>
+      <w:lvlJc w:val="left"/>
+      <w:pPr>
+        <w:tabs>
+          <w:tab w:val="num" w:pos="2160"/>
+        </w:tabs>
+        <w:ind w:left="2160" w:hanging="360"/>
+      </w:pPr>
+    </w:lvl>
+    <w:lvl w:ilvl="3" w:tentative="1">
+      <w:start w:val="1"/>
+      <w:numFmt w:val="decimal"/>
+      <w:lvlText w:val="%4."/>
+      <w:lvlJc w:val="left"/>
+      <w:pPr>
+        <w:tabs>
+          <w:tab w:val="num" w:pos="2880"/>
+        </w:tabs>
+        <w:ind w:left="2880" w:hanging="360"/>
+      </w:pPr>
+    </w:lvl>
+    <w:lvl w:ilvl="4" w:tentative="1">
+      <w:start w:val="1"/>
+      <w:numFmt w:val="decimal"/>
+      <w:lvlText w:val="%5."/>
+      <w:lvlJc w:val="left"/>
+      <w:pPr>
+        <w:tabs>
+          <w:tab w:val="num" w:pos="3600"/>
+        </w:tabs>
+        <w:ind w:left="3600" w:hanging="360"/>
+      </w:pPr>
+    </w:lvl>
+    <w:lvl w:ilvl="5" w:tentative="1">
+      <w:start w:val="1"/>
+      <w:numFmt w:val="decimal"/>
+      <w:lvlText w:val="%6."/>
+      <w:lvlJc w:val="left"/>
+      <w:pPr>
+        <w:tabs>
+          <w:tab w:val="num" w:pos="4320"/>
+        </w:tabs>
+        <w:ind w:left="4320" w:hanging="360"/>
+      </w:pPr>
+    </w:lvl>
+    <w:lvl w:ilvl="6" w:tentative="1">
+      <w:start w:val="1"/>
+      <w:numFmt w:val="decimal"/>
+      <w:lvlText w:val="%7."/>
+      <w:lvlJc w:val="left"/>
+      <w:pPr>
+        <w:tabs>
+          <w:tab w:val="num" w:pos="5040"/>
+        </w:tabs>
+        <w:ind w:left="5040" w:hanging="360"/>
+      </w:pPr>
+    </w:lvl>
+    <w:lvl w:ilvl="7" w:tentative="1">
+      <w:start w:val="1"/>
+      <w:numFmt w:val="decimal"/>
+      <w:lvlText w:val="%8."/>
+      <w:lvlJc w:val="left"/>
+      <w:pPr>
+        <w:tabs>
+          <w:tab w:val="num" w:pos="5760"/>
+        </w:tabs>
+        <w:ind w:left="5760" w:hanging="360"/>
+      </w:pPr>
+    </w:lvl>
+    <w:lvl w:ilvl="8" w:tentative="1">
+      <w:start w:val="1"/>
+      <w:numFmt w:val="decimal"/>
+      <w:lvlText w:val="%9."/>
+      <w:lvlJc w:val="left"/>
+      <w:pPr>
+        <w:tabs>
+          <w:tab w:val="num" w:pos="6480"/>
+        </w:tabs>
+        <w:ind w:left="6480" w:hanging="360"/>
+      </w:pPr>
+    </w:lvl>
+  </w:abstractNum>
+  <w:abstractNum w:abstractNumId="3" w15:restartNumberingAfterBreak="0">
+    <w:nsid w:val="4A526A51"/>
+    <w:multiLevelType w:val="multilevel"/>
+    <w:tmpl w:val="EAE63524"/>
+    <w:lvl w:ilvl="0">
+      <w:start w:val="1"/>
+      <w:numFmt w:val="decimal"/>
+      <w:lvlText w:val="%1."/>
+      <w:lvlJc w:val="left"/>
+      <w:pPr>
+        <w:tabs>
+          <w:tab w:val="num" w:pos="720"/>
+        </w:tabs>
+        <w:ind w:left="720" w:hanging="360"/>
+      </w:pPr>
+    </w:lvl>
+    <w:lvl w:ilvl="1">
+      <w:start w:val="1"/>
+      <w:numFmt w:val="bullet"/>
+      <w:lvlText w:val="o"/>
+      <w:lvlJc w:val="left"/>
+      <w:pPr>
+        <w:tabs>
+          <w:tab w:val="num" w:pos="1440"/>
+        </w:tabs>
+        <w:ind w:left="1440" w:hanging="360"/>
+      </w:pPr>
+      <w:rPr>
+        <w:rFonts w:ascii="Courier New" w:hAnsi="Courier New" w:hint="default"/>
+        <w:sz w:val="20"/>
+      </w:rPr>
+    </w:lvl>
+    <w:lvl w:ilvl="2">
+      <w:start w:val="1"/>
+      <w:numFmt w:val="decimal"/>
+      <w:lvlText w:val="%3."/>
+      <w:lvlJc w:val="left"/>
+      <w:pPr>
+        <w:tabs>
+          <w:tab w:val="num" w:pos="2160"/>
+        </w:tabs>
+        <w:ind w:left="2160" w:hanging="360"/>
+      </w:pPr>
+    </w:lvl>
+    <w:lvl w:ilvl="3" w:tentative="1">
+      <w:start w:val="1"/>
+      <w:numFmt w:val="decimal"/>
+      <w:lvlText w:val="%4."/>
+      <w:lvlJc w:val="left"/>
+      <w:pPr>
+        <w:tabs>
+          <w:tab w:val="num" w:pos="2880"/>
+        </w:tabs>
+        <w:ind w:left="2880" w:hanging="360"/>
+      </w:pPr>
+    </w:lvl>
+    <w:lvl w:ilvl="4" w:tentative="1">
+      <w:start w:val="1"/>
+      <w:numFmt w:val="decimal"/>
+      <w:lvlText w:val="%5."/>
+      <w:lvlJc w:val="left"/>
+      <w:pPr>
+        <w:tabs>
+          <w:tab w:val="num" w:pos="3600"/>
+        </w:tabs>
+        <w:ind w:left="3600" w:hanging="360"/>
+      </w:pPr>
+    </w:lvl>
+    <w:lvl w:ilvl="5" w:tentative="1">
+      <w:start w:val="1"/>
+      <w:numFmt w:val="decimal"/>
+      <w:lvlText w:val="%6."/>
+      <w:lvlJc w:val="left"/>
+      <w:pPr>
+        <w:tabs>
+          <w:tab w:val="num" w:pos="4320"/>
+        </w:tabs>
+        <w:ind w:left="4320" w:hanging="360"/>
+      </w:pPr>
+    </w:lvl>
+    <w:lvl w:ilvl="6" w:tentative="1">
+      <w:start w:val="1"/>
+      <w:numFmt w:val="decimal"/>
+      <w:lvlText w:val="%7."/>
+      <w:lvlJc w:val="left"/>
+      <w:pPr>
+        <w:tabs>
+          <w:tab w:val="num" w:pos="5040"/>
+        </w:tabs>
+        <w:ind w:left="5040" w:hanging="360"/>
+      </w:pPr>
+    </w:lvl>
+    <w:lvl w:ilvl="7" w:tentative="1">
+      <w:start w:val="1"/>
+      <w:numFmt w:val="decimal"/>
+      <w:lvlText w:val="%8."/>
+      <w:lvlJc w:val="left"/>
+      <w:pPr>
+        <w:tabs>
+          <w:tab w:val="num" w:pos="5760"/>
+        </w:tabs>
+        <w:ind w:left="5760" w:hanging="360"/>
+      </w:pPr>
+    </w:lvl>
+    <w:lvl w:ilvl="8" w:tentative="1">
+      <w:start w:val="1"/>
+      <w:numFmt w:val="decimal"/>
+      <w:lvlText w:val="%9."/>
+      <w:lvlJc w:val="left"/>
+      <w:pPr>
+        <w:tabs>
+          <w:tab w:val="num" w:pos="6480"/>
+        </w:tabs>
+        <w:ind w:left="6480" w:hanging="360"/>
+      </w:pPr>
+    </w:lvl>
+  </w:abstractNum>
+  <w:abstractNum w:abstractNumId="4" w15:restartNumberingAfterBreak="0">
+    <w:nsid w:val="5FAA436E"/>
+    <w:multiLevelType w:val="multilevel"/>
+    <w:tmpl w:val="495A6E8C"/>
+    <w:lvl w:ilvl="0">
+      <w:start w:val="1"/>
+      <w:numFmt w:val="decimal"/>
+      <w:lvlText w:val="%1."/>
+      <w:lvlJc w:val="left"/>
+      <w:pPr>
+        <w:tabs>
+          <w:tab w:val="num" w:pos="720"/>
+        </w:tabs>
+        <w:ind w:left="720" w:hanging="360"/>
+      </w:pPr>
+    </w:lvl>
+    <w:lvl w:ilvl="1">
+      <w:start w:val="1"/>
+      <w:numFmt w:val="bullet"/>
+      <w:lvlText w:val="o"/>
+      <w:lvlJc w:val="left"/>
+      <w:pPr>
+        <w:tabs>
+          <w:tab w:val="num" w:pos="1440"/>
+        </w:tabs>
+        <w:ind w:left="1440" w:hanging="360"/>
+      </w:pPr>
+      <w:rPr>
+        <w:rFonts w:ascii="Courier New" w:hAnsi="Courier New" w:hint="default"/>
+        <w:sz w:val="20"/>
+      </w:rPr>
+    </w:lvl>
+    <w:lvl w:ilvl="2" w:tentative="1">
+      <w:start w:val="1"/>
+      <w:numFmt w:val="decimal"/>
+      <w:lvlText w:val="%3."/>
+      <w:lvlJc w:val="left"/>
+      <w:pPr>
+        <w:tabs>
+          <w:tab w:val="num" w:pos="2160"/>
+        </w:tabs>
+        <w:ind w:left="2160" w:hanging="360"/>
+      </w:pPr>
+    </w:lvl>
+    <w:lvl w:ilvl="3" w:tentative="1">
+      <w:start w:val="1"/>
+      <w:numFmt w:val="decimal"/>
+      <w:lvlText w:val="%4."/>
+      <w:lvlJc w:val="left"/>
+      <w:pPr>
+        <w:tabs>
+          <w:tab w:val="num" w:pos="2880"/>
+        </w:tabs>
+        <w:ind w:left="2880" w:hanging="360"/>
+      </w:pPr>
+    </w:lvl>
+    <w:lvl w:ilvl="4" w:tentative="1">
+      <w:start w:val="1"/>
+      <w:numFmt w:val="decimal"/>
+      <w:lvlText w:val="%5."/>
+      <w:lvlJc w:val="left"/>
+      <w:pPr>
+        <w:tabs>
+          <w:tab w:val="num" w:pos="3600"/>
+        </w:tabs>
+        <w:ind w:left="3600" w:hanging="360"/>
+      </w:pPr>
+    </w:lvl>
+    <w:lvl w:ilvl="5" w:tentative="1">
+      <w:start w:val="1"/>
+      <w:numFmt w:val="decimal"/>
+      <w:lvlText w:val="%6."/>
+      <w:lvlJc w:val="left"/>
+      <w:pPr>
+        <w:tabs>
+          <w:tab w:val="num" w:pos="4320"/>
+        </w:tabs>
+        <w:ind w:left="4320" w:hanging="360"/>
+      </w:pPr>
+    </w:lvl>
+    <w:lvl w:ilvl="6" w:tentative="1">
+      <w:start w:val="1"/>
+      <w:numFmt w:val="decimal"/>
+      <w:lvlText w:val="%7."/>
+      <w:lvlJc w:val="left"/>
+      <w:pPr>
+        <w:tabs>
+          <w:tab w:val="num" w:pos="5040"/>
+        </w:tabs>
+        <w:ind w:left="5040" w:hanging="360"/>
+      </w:pPr>
+    </w:lvl>
+    <w:lvl w:ilvl="7" w:tentative="1">
+      <w:start w:val="1"/>
+      <w:numFmt w:val="decimal"/>
+      <w:lvlText w:val="%8."/>
+      <w:lvlJc w:val="left"/>
+      <w:pPr>
+        <w:tabs>
+          <w:tab w:val="num" w:pos="5760"/>
+        </w:tabs>
+        <w:ind w:left="5760" w:hanging="360"/>
+      </w:pPr>
+    </w:lvl>
+    <w:lvl w:ilvl="8" w:tentative="1">
+      <w:start w:val="1"/>
+      <w:numFmt w:val="decimal"/>
+      <w:lvlText w:val="%9."/>
+      <w:lvlJc w:val="left"/>
+      <w:pPr>
+        <w:tabs>
+          <w:tab w:val="num" w:pos="6480"/>
+        </w:tabs>
+        <w:ind w:left="6480" w:hanging="360"/>
+      </w:pPr>
+    </w:lvl>
+  </w:abstractNum>
+  <w:abstractNum w:abstractNumId="5" w15:restartNumberingAfterBreak="0">
+    <w:nsid w:val="7472033D"/>
+    <w:multiLevelType w:val="multilevel"/>
+    <w:tmpl w:val="E07ED7A6"/>
+    <w:lvl w:ilvl="0">
+      <w:start w:val="1"/>
+      <w:numFmt w:val="decimal"/>
+      <w:lvlText w:val="%1."/>
+      <w:lvlJc w:val="left"/>
+      <w:pPr>
+        <w:tabs>
+          <w:tab w:val="num" w:pos="720"/>
+        </w:tabs>
+        <w:ind w:left="720" w:hanging="360"/>
+      </w:pPr>
+    </w:lvl>
+    <w:lvl w:ilvl="1">
+      <w:start w:val="1"/>
+      <w:numFmt w:val="bullet"/>
+      <w:lvlText w:val="o"/>
+      <w:lvlJc w:val="left"/>
+      <w:pPr>
+        <w:tabs>
+          <w:tab w:val="num" w:pos="1440"/>
+        </w:tabs>
+        <w:ind w:left="1440" w:hanging="360"/>
+      </w:pPr>
+      <w:rPr>
+        <w:rFonts w:ascii="Courier New" w:hAnsi="Courier New" w:hint="default"/>
+        <w:sz w:val="20"/>
+      </w:rPr>
+    </w:lvl>
+    <w:lvl w:ilvl="2" w:tentative="1">
+      <w:start w:val="1"/>
+      <w:numFmt w:val="decimal"/>
+      <w:lvlText w:val="%3."/>
+      <w:lvlJc w:val="left"/>
+      <w:pPr>
+        <w:tabs>
+          <w:tab w:val="num" w:pos="2160"/>
+        </w:tabs>
+        <w:ind w:left="2160" w:hanging="360"/>
+      </w:pPr>
+    </w:lvl>
+    <w:lvl w:ilvl="3" w:tentative="1">
+      <w:start w:val="1"/>
+      <w:numFmt w:val="decimal"/>
+      <w:lvlText w:val="%4."/>
+      <w:lvlJc w:val="left"/>
+      <w:pPr>
+        <w:tabs>
+          <w:tab w:val="num" w:pos="2880"/>
+        </w:tabs>
+        <w:ind w:left="2880" w:hanging="360"/>
+      </w:pPr>
+    </w:lvl>
+    <w:lvl w:ilvl="4" w:tentative="1">
+      <w:start w:val="1"/>
+      <w:numFmt w:val="decimal"/>
+      <w:lvlText w:val="%5."/>
+      <w:lvlJc w:val="left"/>
+      <w:pPr>
+        <w:tabs>
+          <w:tab w:val="num" w:pos="3600"/>
+        </w:tabs>
+        <w:ind w:left="3600" w:hanging="360"/>
+      </w:pPr>
+    </w:lvl>
+    <w:lvl w:ilvl="5" w:tentative="1">
+      <w:start w:val="1"/>
+      <w:numFmt w:val="decimal"/>
+      <w:lvlText w:val="%6."/>
+      <w:lvlJc w:val="left"/>
+      <w:pPr>
+        <w:tabs>
+          <w:tab w:val="num" w:pos="4320"/>
+        </w:tabs>
+        <w:ind w:left="4320" w:hanging="360"/>
+      </w:pPr>
+    </w:lvl>
+    <w:lvl w:ilvl="6" w:tentative="1">
+      <w:start w:val="1"/>
+      <w:numFmt w:val="decimal"/>
+      <w:lvlText w:val="%7."/>
+      <w:lvlJc w:val="left"/>
+      <w:pPr>
+        <w:tabs>
+          <w:tab w:val="num" w:pos="5040"/>
+        </w:tabs>
+        <w:ind w:left="5040" w:hanging="360"/>
+      </w:pPr>
+    </w:lvl>
+    <w:lvl w:ilvl="7" w:tentative="1">
+      <w:start w:val="1"/>
+      <w:numFmt w:val="decimal"/>
+      <w:lvlText w:val="%8."/>
+      <w:lvlJc w:val="left"/>
+      <w:pPr>
+        <w:tabs>
+          <w:tab w:val="num" w:pos="5760"/>
+        </w:tabs>
+        <w:ind w:left="5760" w:hanging="360"/>
+      </w:pPr>
+    </w:lvl>
+    <w:lvl w:ilvl="8" w:tentative="1">
+      <w:start w:val="1"/>
+      <w:numFmt w:val="decimal"/>
+      <w:lvlText w:val="%9."/>
+      <w:lvlJc w:val="left"/>
+      <w:pPr>
+        <w:tabs>
+          <w:tab w:val="num" w:pos="6480"/>
+        </w:tabs>
+        <w:ind w:left="6480" w:hanging="360"/>
+      </w:pPr>
+    </w:lvl>
+  </w:abstractNum>
+  <w:num w:numId="1" w16cid:durableId="75321211">
+    <w:abstractNumId w:val="0"/>
+  </w:num>
+  <w:num w:numId="2" w16cid:durableId="1084691401">
+    <w:abstractNumId w:val="4"/>
+  </w:num>
+  <w:num w:numId="3" w16cid:durableId="351146873">
+    <w:abstractNumId w:val="3"/>
+  </w:num>
+  <w:num w:numId="4" w16cid:durableId="1386947809">
+    <w:abstractNumId w:val="1"/>
+  </w:num>
+  <w:num w:numId="5" w16cid:durableId="1508135242">
+    <w:abstractNumId w:val="5"/>
+  </w:num>
+  <w:num w:numId="6" w16cid:durableId="1784692172">
+    <w:abstractNumId w:val="2"/>
+  </w:num>
+</w:numbering>
 </file>
 
 <file path=word/styles.xml><?xml version="1.0" encoding="utf-8"?>
@@ -1635,7 +2462,6 @@
   <w:style w:type="character" w:default="1" w:styleId="DefaultParagraphFont">
     <w:name w:val="Default Paragraph Font"/>
     <w:uiPriority w:val="1"/>
-    <w:semiHidden/>
     <w:unhideWhenUsed/>
   </w:style>
   <w:style w:type="table" w:default="1" w:styleId="TableNormal">
